--- a/docs/versionHistory.docx
+++ b/docs/versionHistory.docx
@@ -82,6 +82,24 @@
           <w:lang w:val="pl-PL"/>
         </w:rPr>
         <w:t>Established a pipeline</w:t>
+      </w:r>
+    </w:p>
+    <w:p>
+      <w:pPr>
+        <w:pStyle w:val="ListParagraph"/>
+        <w:numPr>
+          <w:ilvl w:val="0"/>
+          <w:numId w:val="2"/>
+        </w:numPr>
+        <w:rPr>
+          <w:lang w:val="pl-PL"/>
+        </w:rPr>
+      </w:pPr>
+      <w:r>
+        <w:rPr>
+          <w:lang w:val="pl-PL"/>
+        </w:rPr>
+        <w:t>Created README.md</w:t>
       </w:r>
     </w:p>
     <w:p>

--- a/docs/versionHistory.docx
+++ b/docs/versionHistory.docx
@@ -120,7 +120,7 @@
         <w:rPr>
           <w:lang w:val="pl-PL"/>
         </w:rPr>
-        <w:t>30/04/2026</w:t>
+        <w:t>04/05/2026</w:t>
       </w:r>
     </w:p>
     <w:p>
@@ -128,106 +128,7 @@
         <w:pStyle w:val="ListParagraph"/>
         <w:numPr>
           <w:ilvl w:val="0"/>
-          <w:numId w:val="2"/>
-        </w:numPr>
-        <w:rPr>
-          <w:lang w:val="pl-PL"/>
-        </w:rPr>
-      </w:pPr>
-    </w:p>
-    <w:p>
-      <w:pPr>
-        <w:rPr>
-          <w:lang w:val="pl-PL"/>
-        </w:rPr>
-      </w:pPr>
-    </w:p>
-    <w:p>
-      <w:pPr>
-        <w:pStyle w:val="Heading2"/>
-        <w:rPr>
-          <w:lang w:val="pl-PL"/>
-        </w:rPr>
-      </w:pPr>
-      <w:r>
-        <w:rPr>
-          <w:lang w:val="pl-PL"/>
-        </w:rPr>
-        <w:t>01/05/2026</w:t>
-      </w:r>
-    </w:p>
-    <w:p>
-      <w:pPr>
-        <w:pStyle w:val="ListParagraph"/>
-        <w:numPr>
-          <w:ilvl w:val="0"/>
-          <w:numId w:val="2"/>
-        </w:numPr>
-        <w:rPr>
-          <w:lang w:val="pl-PL"/>
-        </w:rPr>
-      </w:pPr>
-    </w:p>
-    <w:p>
-      <w:pPr>
-        <w:rPr>
-          <w:lang w:val="pl-PL"/>
-        </w:rPr>
-      </w:pPr>
-    </w:p>
-    <w:p>
-      <w:pPr>
-        <w:pStyle w:val="Heading2"/>
-        <w:rPr>
-          <w:lang w:val="pl-PL"/>
-        </w:rPr>
-      </w:pPr>
-      <w:r>
-        <w:rPr>
-          <w:lang w:val="pl-PL"/>
-        </w:rPr>
-        <w:t>02/05/2026</w:t>
-      </w:r>
-    </w:p>
-    <w:p>
-      <w:pPr>
-        <w:pStyle w:val="ListParagraph"/>
-        <w:numPr>
-          <w:ilvl w:val="0"/>
-          <w:numId w:val="2"/>
-        </w:numPr>
-        <w:rPr>
-          <w:lang w:val="pl-PL"/>
-        </w:rPr>
-      </w:pPr>
-    </w:p>
-    <w:p>
-      <w:pPr>
-        <w:rPr>
-          <w:lang w:val="pl-PL"/>
-        </w:rPr>
-      </w:pPr>
-    </w:p>
-    <w:p>
-      <w:pPr>
-        <w:pStyle w:val="Heading2"/>
-        <w:rPr>
-          <w:lang w:val="pl-PL"/>
-        </w:rPr>
-      </w:pPr>
-      <w:r>
-        <w:rPr>
-          <w:lang w:val="pl-PL"/>
-        </w:rPr>
-        <w:t>03/05/2026</w:t>
-      </w:r>
-    </w:p>
-    <w:p>
-      <w:pPr>
-        <w:pStyle w:val="ListParagraph"/>
-        <w:numPr>
-          <w:ilvl w:val="0"/>
-          <w:numId w:val="2"/>
+          <w:numId w:val="3"/>
         </w:numPr>
         <w:rPr>
           <w:lang w:val="pl-PL"/>
@@ -360,6 +261,119 @@
     </w:lvl>
   </w:abstractNum>
   <w:abstractNum w:abstractNumId="1" w15:restartNumberingAfterBreak="0">
+    <w:nsid w:val="68815AC8"/>
+    <w:multiLevelType w:val="hybridMultilevel"/>
+    <w:tmpl w:val="C928BF16"/>
+    <w:lvl w:ilvl="0" w:tplc="18090001">
+      <w:start w:val="1"/>
+      <w:numFmt w:val="bullet"/>
+      <w:lvlText w:val=""/>
+      <w:lvlJc w:val="left"/>
+      <w:pPr>
+        <w:ind w:left="720" w:hanging="360"/>
+      </w:pPr>
+      <w:rPr>
+        <w:rFonts w:ascii="Symbol" w:hAnsi="Symbol" w:hint="default"/>
+      </w:rPr>
+    </w:lvl>
+    <w:lvl w:ilvl="1" w:tplc="18090003" w:tentative="1">
+      <w:start w:val="1"/>
+      <w:numFmt w:val="bullet"/>
+      <w:lvlText w:val="o"/>
+      <w:lvlJc w:val="left"/>
+      <w:pPr>
+        <w:ind w:left="1440" w:hanging="360"/>
+      </w:pPr>
+      <w:rPr>
+        <w:rFonts w:ascii="Courier New" w:hAnsi="Courier New" w:cs="Courier New" w:hint="default"/>
+      </w:rPr>
+    </w:lvl>
+    <w:lvl w:ilvl="2" w:tplc="18090005" w:tentative="1">
+      <w:start w:val="1"/>
+      <w:numFmt w:val="bullet"/>
+      <w:lvlText w:val=""/>
+      <w:lvlJc w:val="left"/>
+      <w:pPr>
+        <w:ind w:left="2160" w:hanging="360"/>
+      </w:pPr>
+      <w:rPr>
+        <w:rFonts w:ascii="Wingdings" w:hAnsi="Wingdings" w:hint="default"/>
+      </w:rPr>
+    </w:lvl>
+    <w:lvl w:ilvl="3" w:tplc="18090001" w:tentative="1">
+      <w:start w:val="1"/>
+      <w:numFmt w:val="bullet"/>
+      <w:lvlText w:val=""/>
+      <w:lvlJc w:val="left"/>
+      <w:pPr>
+        <w:ind w:left="2880" w:hanging="360"/>
+      </w:pPr>
+      <w:rPr>
+        <w:rFonts w:ascii="Symbol" w:hAnsi="Symbol" w:hint="default"/>
+      </w:rPr>
+    </w:lvl>
+    <w:lvl w:ilvl="4" w:tplc="18090003" w:tentative="1">
+      <w:start w:val="1"/>
+      <w:numFmt w:val="bullet"/>
+      <w:lvlText w:val="o"/>
+      <w:lvlJc w:val="left"/>
+      <w:pPr>
+        <w:ind w:left="3600" w:hanging="360"/>
+      </w:pPr>
+      <w:rPr>
+        <w:rFonts w:ascii="Courier New" w:hAnsi="Courier New" w:cs="Courier New" w:hint="default"/>
+      </w:rPr>
+    </w:lvl>
+    <w:lvl w:ilvl="5" w:tplc="18090005" w:tentative="1">
+      <w:start w:val="1"/>
+      <w:numFmt w:val="bullet"/>
+      <w:lvlText w:val=""/>
+      <w:lvlJc w:val="left"/>
+      <w:pPr>
+        <w:ind w:left="4320" w:hanging="360"/>
+      </w:pPr>
+      <w:rPr>
+        <w:rFonts w:ascii="Wingdings" w:hAnsi="Wingdings" w:hint="default"/>
+      </w:rPr>
+    </w:lvl>
+    <w:lvl w:ilvl="6" w:tplc="18090001" w:tentative="1">
+      <w:start w:val="1"/>
+      <w:numFmt w:val="bullet"/>
+      <w:lvlText w:val=""/>
+      <w:lvlJc w:val="left"/>
+      <w:pPr>
+        <w:ind w:left="5040" w:hanging="360"/>
+      </w:pPr>
+      <w:rPr>
+        <w:rFonts w:ascii="Symbol" w:hAnsi="Symbol" w:hint="default"/>
+      </w:rPr>
+    </w:lvl>
+    <w:lvl w:ilvl="7" w:tplc="18090003" w:tentative="1">
+      <w:start w:val="1"/>
+      <w:numFmt w:val="bullet"/>
+      <w:lvlText w:val="o"/>
+      <w:lvlJc w:val="left"/>
+      <w:pPr>
+        <w:ind w:left="5760" w:hanging="360"/>
+      </w:pPr>
+      <w:rPr>
+        <w:rFonts w:ascii="Courier New" w:hAnsi="Courier New" w:cs="Courier New" w:hint="default"/>
+      </w:rPr>
+    </w:lvl>
+    <w:lvl w:ilvl="8" w:tplc="18090005" w:tentative="1">
+      <w:start w:val="1"/>
+      <w:numFmt w:val="bullet"/>
+      <w:lvlText w:val=""/>
+      <w:lvlJc w:val="left"/>
+      <w:pPr>
+        <w:ind w:left="6480" w:hanging="360"/>
+      </w:pPr>
+      <w:rPr>
+        <w:rFonts w:ascii="Wingdings" w:hAnsi="Wingdings" w:hint="default"/>
+      </w:rPr>
+    </w:lvl>
+  </w:abstractNum>
+  <w:abstractNum w:abstractNumId="2" w15:restartNumberingAfterBreak="0">
     <w:nsid w:val="78B34F33"/>
     <w:multiLevelType w:val="hybridMultilevel"/>
     <w:tmpl w:val="46EAE34A"/>
@@ -476,6 +490,9 @@
     <w:abstractNumId w:val="0"/>
   </w:num>
   <w:num w:numId="2" w16cid:durableId="493303881">
+    <w:abstractNumId w:val="2"/>
+  </w:num>
+  <w:num w:numId="3" w16cid:durableId="1742365748">
     <w:abstractNumId w:val="1"/>
   </w:num>
 </w:numbering>

--- a/docs/versionHistory.docx
+++ b/docs/versionHistory.docx
@@ -121,6 +121,42 @@
           <w:lang w:val="pl-PL"/>
         </w:rPr>
         <w:t>04/05/2026</w:t>
+      </w:r>
+    </w:p>
+    <w:p>
+      <w:pPr>
+        <w:pStyle w:val="ListParagraph"/>
+        <w:numPr>
+          <w:ilvl w:val="0"/>
+          <w:numId w:val="3"/>
+        </w:numPr>
+        <w:rPr>
+          <w:lang w:val="pl-PL"/>
+        </w:rPr>
+      </w:pPr>
+      <w:r>
+        <w:rPr>
+          <w:lang w:val="pl-PL"/>
+        </w:rPr>
+        <w:t>Cleaned the dataset</w:t>
+      </w:r>
+    </w:p>
+    <w:p>
+      <w:pPr>
+        <w:pStyle w:val="ListParagraph"/>
+        <w:numPr>
+          <w:ilvl w:val="0"/>
+          <w:numId w:val="3"/>
+        </w:numPr>
+        <w:rPr>
+          <w:lang w:val="pl-PL"/>
+        </w:rPr>
+      </w:pPr>
+      <w:r>
+        <w:rPr>
+          <w:lang w:val="pl-PL"/>
+        </w:rPr>
+        <w:t>Created derived fields</w:t>
       </w:r>
     </w:p>
     <w:p>

--- a/docs/versionHistory.docx
+++ b/docs/versionHistory.docx
@@ -170,6 +170,12 @@
           <w:lang w:val="pl-PL"/>
         </w:rPr>
       </w:pPr>
+      <w:r>
+        <w:rPr>
+          <w:lang w:val="pl-PL"/>
+        </w:rPr>
+        <w:t>Performed EDA</w:t>
+      </w:r>
     </w:p>
     <w:sectPr>
       <w:pgSz w:w="11906" w:h="16838"/>

--- a/docs/versionHistory.docx
+++ b/docs/versionHistory.docx
@@ -176,6 +176,30 @@
         </w:rPr>
         <w:t>Performed EDA</w:t>
       </w:r>
+    </w:p>
+    <w:p>
+      <w:pPr>
+        <w:pStyle w:val="ListParagraph"/>
+        <w:numPr>
+          <w:ilvl w:val="0"/>
+          <w:numId w:val="3"/>
+        </w:numPr>
+      </w:pPr>
+      <w:r>
+        <w:t>Decided on the structure of t</w:t>
+      </w:r>
+      <w:r>
+        <w:t>he app</w:t>
+      </w:r>
+    </w:p>
+    <w:p>
+      <w:pPr>
+        <w:pStyle w:val="ListParagraph"/>
+        <w:numPr>
+          <w:ilvl w:val="0"/>
+          <w:numId w:val="3"/>
+        </w:numPr>
+      </w:pPr>
     </w:p>
     <w:sectPr>
       <w:pgSz w:w="11906" w:h="16838"/>

--- a/docs/versionHistory.docx
+++ b/docs/versionHistory.docx
@@ -190,6 +190,18 @@
       </w:r>
       <w:r>
         <w:t>he app</w:t>
+      </w:r>
+    </w:p>
+    <w:p>
+      <w:pPr>
+        <w:pStyle w:val="ListParagraph"/>
+        <w:numPr>
+          <w:ilvl w:val="0"/>
+          <w:numId w:val="3"/>
+        </w:numPr>
+      </w:pPr>
+      <w:r>
+        <w:t>Cluster each user</w:t>
       </w:r>
     </w:p>
     <w:p>

--- a/docs/versionHistory.docx
+++ b/docs/versionHistory.docx
@@ -212,6 +212,33 @@
           <w:numId w:val="3"/>
         </w:numPr>
       </w:pPr>
+      <w:r>
+        <w:t>Wrote the logic for the app</w:t>
+      </w:r>
+    </w:p>
+    <w:p>
+      <w:pPr>
+        <w:pStyle w:val="ListParagraph"/>
+        <w:numPr>
+          <w:ilvl w:val="0"/>
+          <w:numId w:val="3"/>
+        </w:numPr>
+      </w:pPr>
+      <w:r>
+        <w:t>Implemented .css</w:t>
+      </w:r>
+    </w:p>
+    <w:p>
+      <w:pPr>
+        <w:pStyle w:val="ListParagraph"/>
+        <w:numPr>
+          <w:ilvl w:val="0"/>
+          <w:numId w:val="3"/>
+        </w:numPr>
+      </w:pPr>
+      <w:r>
+        <w:t>Tested the app</w:t>
+      </w:r>
     </w:p>
     <w:sectPr>
       <w:pgSz w:w="11906" w:h="16838"/>

--- a/docs/versionHistory.docx
+++ b/docs/versionHistory.docx
@@ -238,6 +238,54 @@
       </w:pPr>
       <w:r>
         <w:t>Tested the app</w:t>
+      </w:r>
+    </w:p>
+    <w:p>
+      <w:pPr>
+        <w:pStyle w:val="ListParagraph"/>
+        <w:numPr>
+          <w:ilvl w:val="0"/>
+          <w:numId w:val="3"/>
+        </w:numPr>
+      </w:pPr>
+      <w:r>
+        <w:t>Added interpretations</w:t>
+      </w:r>
+    </w:p>
+    <w:p>
+      <w:pPr>
+        <w:pStyle w:val="ListParagraph"/>
+        <w:numPr>
+          <w:ilvl w:val="0"/>
+          <w:numId w:val="3"/>
+        </w:numPr>
+      </w:pPr>
+      <w:r>
+        <w:t>Added requirements.txt</w:t>
+      </w:r>
+    </w:p>
+    <w:p>
+      <w:pPr>
+        <w:pStyle w:val="ListParagraph"/>
+        <w:numPr>
+          <w:ilvl w:val="0"/>
+          <w:numId w:val="3"/>
+        </w:numPr>
+      </w:pPr>
+      <w:r>
+        <w:t>Fixed paths</w:t>
+      </w:r>
+    </w:p>
+    <w:p>
+      <w:pPr>
+        <w:pStyle w:val="ListParagraph"/>
+        <w:numPr>
+          <w:ilvl w:val="0"/>
+          <w:numId w:val="3"/>
+        </w:numPr>
+      </w:pPr>
+      <w:r>
+        <w:t>Deployed the app</w:t>
       </w:r>
     </w:p>
     <w:sectPr>
